--- a/wi/review_tests.docx
+++ b/wi/review_tests.docx
@@ -133,30 +133,30 @@
             <w:pPr>
               <w:pStyle w:val="BodyText"/>
             </w:pPr>
-            <w:r>
-              <w:t xml:space="preserve">Authored/revised by:</w:t>
-            </w:r>
-          </w:p>
-          <w:p>
-            <w:pPr>
-              <w:pStyle w:val="BodyText"/>
-            </w:pPr>
           </w:p>
           <w:tbl>
             <w:tblPr>
               <w:tblStyle w:val="Table"/>
-              <w:tblW w:type="pct" w:w="2569"/>
-              <w:tblLayout w:type="fixed"/>
+              <w:tblW w:type="auto" w:w="0"/>
               <w:tblLook w:firstRow="1" w:lastRow="0" w:firstColumn="0" w:lastColumn="0" w:noHBand="0" w:noVBand="0" w:val="0020"/>
             </w:tblPr>
             <w:tblGrid>
               <w:gridCol w:w="2640"/>
-              <w:gridCol w:w="1430"/>
+              <w:gridCol w:w="2640"/>
+              <w:gridCol w:w="2640"/>
             </w:tblGrid>
             <w:tr>
               <w:trPr>
                 <w:tblHeader w:val="on"/>
               </w:trPr>
+              <w:tc>
+                <w:tcPr/>
+                <w:p>
+                  <w:pPr>
+                    <w:pStyle w:val="Compact"/>
+                  </w:pPr>
+                </w:p>
+              </w:tc>
               <w:tc>
                 <w:tcPr/>
                 <w:p>
@@ -191,7 +191,19 @@
                     <w:jc w:val="left"/>
                   </w:pPr>
                   <w:r>
-                    <w:t xml:space="preserve">Alan Haynes,</w:t>
+                    <w:t xml:space="preserve">Authored by:</w:t>
+                  </w:r>
+                </w:p>
+              </w:tc>
+              <w:tc>
+                <w:tcPr/>
+                <w:p>
+                  <w:pPr>
+                    <w:pStyle w:val="Compact"/>
+                    <w:jc w:val="left"/>
+                  </w:pPr>
+                  <w:r>
+                    <w:t xml:space="preserve">Charlotte Micheloud</w:t>
                   </w:r>
                   <w:r>
                     <w:rPr>
@@ -209,7 +221,51 @@
                     <w:jc w:val="left"/>
                   </w:pPr>
                   <w:r>
-                    <w:t xml:space="preserve">2025-01-01</w:t>
+                    <w:t xml:space="preserve">2026-07-13</w:t>
+                  </w:r>
+                </w:p>
+              </w:tc>
+            </w:tr>
+            <w:tr>
+              <w:tc>
+                <w:tcPr/>
+                <w:p>
+                  <w:pPr>
+                    <w:pStyle w:val="Compact"/>
+                    <w:jc w:val="left"/>
+                  </w:pPr>
+                  <w:r>
+                    <w:t xml:space="preserve">Reviewed by:</w:t>
+                  </w:r>
+                </w:p>
+              </w:tc>
+              <w:tc>
+                <w:tcPr/>
+                <w:p>
+                  <w:pPr>
+                    <w:pStyle w:val="Compact"/>
+                    <w:jc w:val="left"/>
+                  </w:pPr>
+                  <w:r>
+                    <w:t xml:space="preserve">Alan Haynes</w:t>
+                  </w:r>
+                  <w:r>
+                    <w:rPr>
+                      <w:rStyle w:val="FootnoteReference"/>
+                    </w:rPr>
+                    <w:footnoteReference w:id="24"/>
+                  </w:r>
+                </w:p>
+              </w:tc>
+              <w:tc>
+                <w:tcPr/>
+                <w:p>
+                  <w:pPr>
+                    <w:pStyle w:val="Compact"/>
+                    <w:jc w:val="left"/>
+                  </w:pPr>
+                  <w:r>
+                    <w:t xml:space="preserve">2026-07-13</w:t>
                   </w:r>
                 </w:p>
               </w:tc>
@@ -242,15 +298,14 @@
           <w:tbl>
             <w:tblPr>
               <w:tblStyle w:val="Table"/>
-              <w:tblW w:type="pct" w:w="4881"/>
+              <w:tblW w:type="pct" w:w="5000"/>
               <w:tblLayout w:type="fixed"/>
               <w:tblLook w:firstRow="1" w:lastRow="0" w:firstColumn="0" w:lastColumn="0" w:noHBand="0" w:noVBand="0" w:val="0020"/>
             </w:tblPr>
             <w:tblGrid>
-              <w:gridCol w:w="942"/>
-              <w:gridCol w:w="1225"/>
-              <w:gridCol w:w="1980"/>
-              <w:gridCol w:w="3582"/>
+              <w:gridCol w:w="1782"/>
+              <w:gridCol w:w="2178"/>
+              <w:gridCol w:w="3960"/>
             </w:tblGrid>
             <w:tr>
               <w:trPr>
@@ -292,18 +347,6 @@
                   </w:r>
                 </w:p>
               </w:tc>
-              <w:tc>
-                <w:tcPr/>
-                <w:p>
-                  <w:pPr>
-                    <w:pStyle w:val="Compact"/>
-                    <w:jc w:val="left"/>
-                  </w:pPr>
-                  <w:r>
-                    <w:t xml:space="preserve">Summary of Changes</w:t>
-                  </w:r>
-                </w:p>
-              </w:tc>
             </w:tr>
             <w:tr>
               <w:tc>
@@ -338,7 +381,21 @@
                     <w:jc w:val="left"/>
                   </w:pPr>
                   <w:r>
-                    <w:t xml:space="preserve">Alan Haynes,</w:t>
+                    <w:t xml:space="preserve">Alan Haynes</w:t>
+                  </w:r>
+                </w:p>
+              </w:tc>
+            </w:tr>
+            <w:tr>
+              <w:tc>
+                <w:tcPr/>
+                <w:p>
+                  <w:pPr>
+                    <w:pStyle w:val="Compact"/>
+                    <w:jc w:val="left"/>
+                  </w:pPr>
+                  <w:r>
+                    <w:t xml:space="preserve">1.1</w:t>
                   </w:r>
                 </w:p>
               </w:tc>
@@ -350,7 +407,19 @@
                     <w:jc w:val="left"/>
                   </w:pPr>
                   <w:r>
-                    <w:t xml:space="preserve">Initial version</w:t>
+                    <w:t xml:space="preserve">2026-07-13</w:t>
+                  </w:r>
+                </w:p>
+              </w:tc>
+              <w:tc>
+                <w:tcPr/>
+                <w:p>
+                  <w:pPr>
+                    <w:pStyle w:val="Compact"/>
+                    <w:jc w:val="left"/>
+                  </w:pPr>
+                  <w:r>
+                    <w:t xml:space="preserve">Charlotte Micheloud</w:t>
                   </w:r>
                 </w:p>
               </w:tc>
@@ -375,12 +444,181 @@
         <w:t xml:space="preserve">Once someone has prepared one or more tests for functions in a package and submitted them to be incorporated into the platform via a pull request. They should then be reviewed by another member of the platform, ideally from another unit, to check that the tests are programmed and documented appropriately.</w:t>
       </w:r>
     </w:p>
-    <w:bookmarkStart w:id="26" w:name="who-reviews"/>
+    <w:bookmarkStart w:id="25" w:name="abbreviationsdefinitions"/>
     <w:p>
       <w:pPr>
         <w:pStyle w:val="Heading2"/>
       </w:pPr>
       <w:r>
+        <w:t xml:space="preserve">Abbreviations/Definitions</w:t>
+      </w:r>
+    </w:p>
+    <w:tbl>
+      <w:tblPr>
+        <w:tblStyle w:val="Table"/>
+        <w:tblW w:type="pct" w:w="5000"/>
+        <w:tblLayout w:type="fixed"/>
+        <w:tblLook w:firstRow="1" w:lastRow="0" w:firstColumn="0" w:lastColumn="0" w:noHBand="0" w:noVBand="0" w:val="0020"/>
+      </w:tblPr>
+      <w:tblGrid>
+        <w:gridCol w:w="2640"/>
+        <w:gridCol w:w="5280"/>
+      </w:tblGrid>
+      <w:tr>
+        <w:trPr>
+          <w:tblHeader w:val="on"/>
+        </w:trPr>
+        <w:tc>
+          <w:tcPr/>
+          <w:p>
+            <w:pPr>
+              <w:pStyle w:val="Compact"/>
+            </w:pPr>
+            <w:r>
+              <w:t xml:space="preserve">Term</w:t>
+            </w:r>
+          </w:p>
+        </w:tc>
+        <w:tc>
+          <w:tcPr/>
+          <w:p>
+            <w:pPr>
+              <w:pStyle w:val="Compact"/>
+            </w:pPr>
+            <w:r>
+              <w:t xml:space="preserve">Definition</w:t>
+            </w:r>
+          </w:p>
+        </w:tc>
+      </w:tr>
+      <w:tr>
+        <w:tc>
+          <w:tcPr/>
+          <w:p>
+            <w:pPr>
+              <w:pStyle w:val="Compact"/>
+            </w:pPr>
+            <w:r>
+              <w:t xml:space="preserve">CTU</w:t>
+            </w:r>
+          </w:p>
+        </w:tc>
+        <w:tc>
+          <w:tcPr/>
+          <w:p>
+            <w:pPr>
+              <w:pStyle w:val="Compact"/>
+            </w:pPr>
+            <w:r>
+              <w:t xml:space="preserve">Clinical trial unit</w:t>
+            </w:r>
+          </w:p>
+        </w:tc>
+      </w:tr>
+      <w:tr>
+        <w:tc>
+          <w:tcPr/>
+          <w:p>
+            <w:pPr>
+              <w:pStyle w:val="Compact"/>
+            </w:pPr>
+            <w:r>
+              <w:t xml:space="preserve">RA</w:t>
+            </w:r>
+          </w:p>
+        </w:tc>
+        <w:tc>
+          <w:tcPr/>
+          <w:p>
+            <w:pPr>
+              <w:pStyle w:val="Compact"/>
+            </w:pPr>
+            <w:r>
+              <w:t xml:space="preserve">Reviewer assigner: member of the R Validation Steering Committee assigning the reviews to the CTUs</w:t>
+            </w:r>
+          </w:p>
+        </w:tc>
+      </w:tr>
+      <w:tr>
+        <w:tc>
+          <w:tcPr/>
+          <w:p>
+            <w:pPr>
+              <w:pStyle w:val="Compact"/>
+            </w:pPr>
+            <w:r>
+              <w:t xml:space="preserve">Contact person</w:t>
+            </w:r>
+          </w:p>
+        </w:tc>
+        <w:tc>
+          <w:tcPr/>
+          <w:p>
+            <w:pPr>
+              <w:pStyle w:val="Compact"/>
+            </w:pPr>
+            <w:r>
+              <w:t xml:space="preserve">One person per CTU responsible for the reviewer assignment among their CTU</w:t>
+            </w:r>
+          </w:p>
+        </w:tc>
+      </w:tr>
+      <w:tr>
+        <w:tc>
+          <w:tcPr/>
+          <w:p>
+            <w:pPr>
+              <w:pStyle w:val="Compact"/>
+            </w:pPr>
+            <w:r>
+              <w:t xml:space="preserve">Reviewer list</w:t>
+            </w:r>
+          </w:p>
+        </w:tc>
+        <w:tc>
+          <w:tcPr/>
+          <w:p>
+            <w:pPr>
+              <w:pStyle w:val="Compact"/>
+            </w:pPr>
+            <w:r>
+              <w:t xml:space="preserve">Randomized sequence of CTUs, weighted by the number of Statistics Platform members affiliated with each CTU</w:t>
+            </w:r>
+          </w:p>
+        </w:tc>
+      </w:tr>
+      <w:tr>
+        <w:tc>
+          <w:tcPr/>
+          <w:p>
+            <w:pPr>
+              <w:pStyle w:val="Compact"/>
+            </w:pPr>
+            <w:r>
+              <w:t xml:space="preserve">Reviewer</w:t>
+            </w:r>
+          </w:p>
+        </w:tc>
+        <w:tc>
+          <w:tcPr/>
+          <w:p>
+            <w:pPr>
+              <w:pStyle w:val="Compact"/>
+            </w:pPr>
+            <w:r>
+              <w:t xml:space="preserve">Person performing the review</w:t>
+            </w:r>
+          </w:p>
+        </w:tc>
+      </w:tr>
+    </w:tbl>
+    <w:bookmarkEnd w:id="25"/>
+    <w:bookmarkStart w:id="29" w:name="who-reviews"/>
+    <w:p>
+      <w:pPr>
+        <w:pStyle w:val="Heading2"/>
+      </w:pPr>
+      <w:r>
         <w:t xml:space="preserve">Who reviews?</w:t>
       </w:r>
     </w:p>
@@ -389,7 +627,139 @@
         <w:pStyle w:val="FirstParagraph"/>
       </w:pPr>
       <w:r>
-        <w:t xml:space="preserve">All pull requests are by default automatically assigned to one individual per unit. These individuals should agree among themselves who can perform the review, potentially nominating someone else from their unit. Those that will not be performing the review can be removed from the list of assignees.</w:t>
+        <w:rPr>
+          <w:i/>
+          <w:iCs/>
+        </w:rPr>
+        <w:t xml:space="preserve">Reviewer assignment process</w:t>
+      </w:r>
+    </w:p>
+    <w:p>
+      <w:pPr>
+        <w:numPr>
+          <w:ilvl w:val="0"/>
+          <w:numId w:val="1001"/>
+        </w:numPr>
+      </w:pPr>
+      <w:r>
+        <w:t xml:space="preserve">The reviewer assigner (RA) maintains a reviewer list, a weighted randomized sequence of CTUs.</w:t>
+      </w:r>
+    </w:p>
+    <w:p>
+      <w:pPr>
+        <w:numPr>
+          <w:ilvl w:val="0"/>
+          <w:numId w:val="1001"/>
+        </w:numPr>
+      </w:pPr>
+      <w:r>
+        <w:t xml:space="preserve">The RA is signed up as</w:t>
+      </w:r>
+      <w:r>
+        <w:t xml:space="preserve"> </w:t>
+      </w:r>
+      <w:r>
+        <w:t xml:space="preserve">‘observer’</w:t>
+      </w:r>
+      <w:r>
+        <w:t xml:space="preserve"> </w:t>
+      </w:r>
+      <w:r>
+        <w:t xml:space="preserve">on the</w:t>
+      </w:r>
+      <w:r>
+        <w:t xml:space="preserve"> </w:t>
+      </w:r>
+      <w:hyperlink r:id="rId26">
+        <w:r>
+          <w:rPr>
+            <w:rStyle w:val="Hyperlink"/>
+          </w:rPr>
+          <w:t xml:space="preserve">validation tests GitHub repository</w:t>
+        </w:r>
+      </w:hyperlink>
+      <w:r>
+        <w:t xml:space="preserve"> </w:t>
+      </w:r>
+      <w:r>
+        <w:t xml:space="preserve">and received a notification every time a Pull Request is made.</w:t>
+      </w:r>
+    </w:p>
+    <w:p>
+      <w:pPr>
+        <w:numPr>
+          <w:ilvl w:val="0"/>
+          <w:numId w:val="1001"/>
+        </w:numPr>
+      </w:pPr>
+      <w:r>
+        <w:t xml:space="preserve">The RA then contacts the contact person of the next CTU on the reviewer list, asking them to assign a reviewer (among their team/CTU) to review the pull request with a deadline of one month. </w:t>
+      </w:r>
+    </w:p>
+    <w:p>
+      <w:pPr>
+        <w:numPr>
+          <w:ilvl w:val="0"/>
+          <w:numId w:val="1001"/>
+        </w:numPr>
+      </w:pPr>
+      <w:r>
+        <w:t xml:space="preserve">If the contact person replies stating that they decline to assign a reviewer or the package comes from their CTU, the next CTU is contacted. The CTU which was skipped is set to the next on the list. </w:t>
+      </w:r>
+    </w:p>
+    <w:p>
+      <w:pPr>
+        <w:numPr>
+          <w:ilvl w:val="0"/>
+          <w:numId w:val="1001"/>
+        </w:numPr>
+      </w:pPr>
+      <w:r>
+        <w:t xml:space="preserve">The contact person replies with the name of the reviewer and their contact details. </w:t>
+      </w:r>
+    </w:p>
+    <w:p>
+      <w:pPr>
+        <w:numPr>
+          <w:ilvl w:val="0"/>
+          <w:numId w:val="1001"/>
+        </w:numPr>
+      </w:pPr>
+      <w:r>
+        <w:t xml:space="preserve">The RA indicates on the reviewer list (stored in Sharepoint) and on the pull request that the reviewer has been contacted.</w:t>
+      </w:r>
+    </w:p>
+    <w:p>
+      <w:pPr>
+        <w:numPr>
+          <w:ilvl w:val="0"/>
+          <w:numId w:val="1001"/>
+        </w:numPr>
+      </w:pPr>
+      <w:r>
+        <w:t xml:space="preserve">After three weeks, the RA sends a reminder to the reviewer with the contact person in CC.</w:t>
+      </w:r>
+    </w:p>
+    <w:p>
+      <w:pPr>
+        <w:numPr>
+          <w:ilvl w:val="0"/>
+          <w:numId w:val="1001"/>
+        </w:numPr>
+      </w:pPr>
+      <w:r>
+        <w:t xml:space="preserve">If needed, the RA sends another email after the deadline has passed.  </w:t>
+      </w:r>
+    </w:p>
+    <w:p>
+      <w:pPr>
+        <w:numPr>
+          <w:ilvl w:val="0"/>
+          <w:numId w:val="1001"/>
+        </w:numPr>
+      </w:pPr>
+      <w:r>
+        <w:t xml:space="preserve">When the task is finished, the RA indicates it on the reviewer list and on the pull request. </w:t>
       </w:r>
     </w:p>
     <w:tbl>
@@ -423,7 +793,7 @@
           </w:tcPr>
           <w:p>
             <w:pPr>
-              <w:pStyle w:val="BodyText"/>
+              <w:pStyle w:val="FirstParagraph"/>
             </w:pPr>
             <w:pPr>
               <w:spacing w:before="0" w:after="0"/>
@@ -434,12 +804,12 @@
                 <wp:inline>
                   <wp:extent cx="152400" cy="152400"/>
                   <wp:effectExtent b="0" l="0" r="0" t="0"/>
-                  <wp:docPr descr="" title="" id="24" name="Picture"/>
+                  <wp:docPr descr="" title="" id="27" name="Picture"/>
                   <a:graphic>
                     <a:graphicData uri="http://schemas.openxmlformats.org/drawingml/2006/picture">
                       <pic:pic>
                         <pic:nvPicPr>
-                          <pic:cNvPr descr="C:\Users\runneradmin\scoop\apps\quarto\current\share\formats\docx\note.png" id="25" name="Picture"/>
+                          <pic:cNvPr descr="C:\Users\runneradmin\scoop\apps\quarto\current\share\formats\docx\note.png" id="28" name="Picture"/>
                           <pic:cNvPicPr>
                             <a:picLocks noChangeArrowheads="1" noChangeAspect="1"/>
                           </pic:cNvPicPr>
@@ -508,8 +878,8 @@
         </w:tc>
       </w:tr>
     </w:tbl>
-    <w:bookmarkEnd w:id="26"/>
-    <w:bookmarkStart w:id="36" w:name="performing-the-review"/>
+    <w:bookmarkEnd w:id="29"/>
+    <w:bookmarkStart w:id="39" w:name="performing-the-review"/>
     <w:p>
       <w:pPr>
         <w:pStyle w:val="Heading2"/>
@@ -535,18 +905,18 @@
           <wp:inline>
             <wp:extent cx="5334000" cy="447412"/>
             <wp:effectExtent b="0" l="0" r="0" t="0"/>
-            <wp:docPr descr="" title="" id="28" name="Picture"/>
+            <wp:docPr descr="" title="" id="31" name="Picture"/>
             <a:graphic>
               <a:graphicData uri="http://schemas.openxmlformats.org/drawingml/2006/picture">
                 <pic:pic>
                   <pic:nvPicPr>
-                    <pic:cNvPr descr="fig/gh_tabs.png" id="29" name="Picture"/>
+                    <pic:cNvPr descr="fig/gh_tabs.png" id="32" name="Picture"/>
                     <pic:cNvPicPr>
                       <a:picLocks noChangeArrowheads="1" noChangeAspect="1"/>
                     </pic:cNvPicPr>
                   </pic:nvPicPr>
                   <pic:blipFill>
-                    <a:blip r:embed="rId27"/>
+                    <a:blip r:embed="rId30"/>
                     <a:stretch>
                       <a:fillRect/>
                     </a:stretch>
@@ -578,78 +948,11 @@
         <w:pStyle w:val="Compact"/>
         <w:numPr>
           <w:ilvl w:val="0"/>
-          <w:numId w:val="1001"/>
+          <w:numId w:val="1002"/>
         </w:numPr>
       </w:pPr>
       <w:r>
         <w:t xml:space="preserve">The conversation tab is for discussions of general points about the pull request.</w:t>
-      </w:r>
-    </w:p>
-    <w:p>
-      <w:pPr>
-        <w:pStyle w:val="Compact"/>
-        <w:numPr>
-          <w:ilvl w:val="0"/>
-          <w:numId w:val="1001"/>
-        </w:numPr>
-      </w:pPr>
-      <w:r>
-        <w:t xml:space="preserve">The commits tab lists the individual commits that make up the pull request. For our purposes, this is rarely of use.</w:t>
-      </w:r>
-    </w:p>
-    <w:p>
-      <w:pPr>
-        <w:pStyle w:val="Compact"/>
-        <w:numPr>
-          <w:ilvl w:val="0"/>
-          <w:numId w:val="1001"/>
-        </w:numPr>
-      </w:pPr>
-      <w:r>
-        <w:t xml:space="preserve">The checks tab shows the results of automated checks that are run on the pull request. As we have no automated checks running for this repository, this tab is also not useful.</w:t>
-      </w:r>
-    </w:p>
-    <w:p>
-      <w:pPr>
-        <w:pStyle w:val="Compact"/>
-        <w:numPr>
-          <w:ilvl w:val="0"/>
-          <w:numId w:val="1001"/>
-        </w:numPr>
-      </w:pPr>
-      <w:r>
-        <w:t xml:space="preserve">The files changed tab shows the changes that have been made in the pull request. This is where the review is performed.</w:t>
-      </w:r>
-    </w:p>
-    <w:p>
-      <w:pPr>
-        <w:pStyle w:val="FirstParagraph"/>
-      </w:pPr>
-      <w:r>
-        <w:t xml:space="preserve">The files changes lists all changes in all files modified during the pull request. The reviewer should look at each file in turn, checking that the changes are appropriate and that the code is well written and documented. The reviewer should also check that the tests are appropriate and that they test the correct things. Also, ensure that the details of the test in</w:t>
-      </w:r>
-      <w:r>
-        <w:t xml:space="preserve"> </w:t>
-      </w:r>
-      <w:r>
-        <w:rPr>
-          <w:rStyle w:val="VerbatimChar"/>
-        </w:rPr>
-        <w:t xml:space="preserve">info.txt</w:t>
-      </w:r>
-      <w:r>
-        <w:t xml:space="preserve"> </w:t>
-      </w:r>
-      <w:r>
-        <w:t xml:space="preserve">match the tests that were actually performed.</w:t>
-      </w:r>
-    </w:p>
-    <w:p>
-      <w:pPr>
-        <w:pStyle w:val="BodyText"/>
-      </w:pPr>
-      <w:r>
-        <w:t xml:space="preserve">Where there are general points to be made, these should be made in the conversation tab. For specific points, the reviewer can comment on the specific line of code in the files tab.</w:t>
       </w:r>
     </w:p>
     <w:p>
@@ -661,7 +964,7 @@
         </w:numPr>
       </w:pPr>
       <w:r>
-        <w:t xml:space="preserve">hover over the line to be commented on</w:t>
+        <w:t xml:space="preserve">The commits tab lists the individual commits that make up the pull request. For our purposes, this is rarely of use.</w:t>
       </w:r>
     </w:p>
     <w:p>
@@ -673,22 +976,7 @@
         </w:numPr>
       </w:pPr>
       <w:r>
-        <w:t xml:space="preserve">click on the</w:t>
-      </w:r>
-      <w:r>
-        <w:t xml:space="preserve"> </w:t>
-      </w:r>
-      <w:r>
-        <w:rPr>
-          <w:rStyle w:val="VerbatimChar"/>
-        </w:rPr>
-        <w:t xml:space="preserve">+</w:t>
-      </w:r>
-      <w:r>
-        <w:t xml:space="preserve"> </w:t>
-      </w:r>
-      <w:r>
-        <w:t xml:space="preserve">that appears</w:t>
+        <w:t xml:space="preserve">The checks tab shows the results of automated checks that are run on the pull request. As we have no automated checks running for this repository, this tab is also not useful.</w:t>
       </w:r>
     </w:p>
     <w:p>
@@ -700,6 +988,88 @@
         </w:numPr>
       </w:pPr>
       <w:r>
+        <w:t xml:space="preserve">The files changed tab shows the changes that have been made in the pull request. This is where the review is performed.</w:t>
+      </w:r>
+    </w:p>
+    <w:p>
+      <w:pPr>
+        <w:pStyle w:val="FirstParagraph"/>
+      </w:pPr>
+      <w:r>
+        <w:t xml:space="preserve">The files changes lists all changes in all files modified during the pull request. The reviewer should look at each file in turn, checking that the changes are appropriate and that the code is well written and documented. The reviewer should also check that the tests are appropriate and that they test the correct things. Also, ensure that the details of the test in</w:t>
+      </w:r>
+      <w:r>
+        <w:t xml:space="preserve"> </w:t>
+      </w:r>
+      <w:r>
+        <w:rPr>
+          <w:rStyle w:val="VerbatimChar"/>
+        </w:rPr>
+        <w:t xml:space="preserve">info.txt</w:t>
+      </w:r>
+      <w:r>
+        <w:t xml:space="preserve"> </w:t>
+      </w:r>
+      <w:r>
+        <w:t xml:space="preserve">match the tests that were actually performed.</w:t>
+      </w:r>
+    </w:p>
+    <w:p>
+      <w:pPr>
+        <w:pStyle w:val="BodyText"/>
+      </w:pPr>
+      <w:r>
+        <w:t xml:space="preserve">Where there are general points to be made, these should be made in the conversation tab. For specific points, the reviewer can comment on the specific line of code in the files tab.</w:t>
+      </w:r>
+    </w:p>
+    <w:p>
+      <w:pPr>
+        <w:pStyle w:val="Compact"/>
+        <w:numPr>
+          <w:ilvl w:val="0"/>
+          <w:numId w:val="1003"/>
+        </w:numPr>
+      </w:pPr>
+      <w:r>
+        <w:t xml:space="preserve">hover over the line to be commented on</w:t>
+      </w:r>
+    </w:p>
+    <w:p>
+      <w:pPr>
+        <w:pStyle w:val="Compact"/>
+        <w:numPr>
+          <w:ilvl w:val="0"/>
+          <w:numId w:val="1003"/>
+        </w:numPr>
+      </w:pPr>
+      <w:r>
+        <w:t xml:space="preserve">click on the</w:t>
+      </w:r>
+      <w:r>
+        <w:t xml:space="preserve"> </w:t>
+      </w:r>
+      <w:r>
+        <w:rPr>
+          <w:rStyle w:val="VerbatimChar"/>
+        </w:rPr>
+        <w:t xml:space="preserve">+</w:t>
+      </w:r>
+      <w:r>
+        <w:t xml:space="preserve"> </w:t>
+      </w:r>
+      <w:r>
+        <w:t xml:space="preserve">that appears</w:t>
+      </w:r>
+    </w:p>
+    <w:p>
+      <w:pPr>
+        <w:pStyle w:val="Compact"/>
+        <w:numPr>
+          <w:ilvl w:val="0"/>
+          <w:numId w:val="1003"/>
+        </w:numPr>
+      </w:pPr>
+      <w:r>
         <w:t xml:space="preserve">type the comment in the box that appears</w:t>
       </w:r>
     </w:p>
@@ -712,18 +1082,18 @@
           <wp:inline>
             <wp:extent cx="5334000" cy="2589320"/>
             <wp:effectExtent b="0" l="0" r="0" t="0"/>
-            <wp:docPr descr="" title="" id="31" name="Picture"/>
+            <wp:docPr descr="" title="" id="34" name="Picture"/>
             <a:graphic>
               <a:graphicData uri="http://schemas.openxmlformats.org/drawingml/2006/picture">
                 <pic:pic>
                   <pic:nvPicPr>
-                    <pic:cNvPr descr="fig/gh_linecomment.png" id="32" name="Picture"/>
+                    <pic:cNvPr descr="fig/gh_linecomment.png" id="35" name="Picture"/>
                     <pic:cNvPicPr>
                       <a:picLocks noChangeArrowheads="1" noChangeAspect="1"/>
                     </pic:cNvPicPr>
                   </pic:nvPicPr>
                   <pic:blipFill>
-                    <a:blip r:embed="rId30"/>
+                    <a:blip r:embed="rId33"/>
                     <a:stretch>
                       <a:fillRect/>
                     </a:stretch>
@@ -755,7 +1125,7 @@
         <w:pStyle w:val="Compact"/>
         <w:numPr>
           <w:ilvl w:val="0"/>
-          <w:numId w:val="1003"/>
+          <w:numId w:val="1004"/>
         </w:numPr>
       </w:pPr>
       <w:r>
@@ -802,18 +1172,18 @@
           <wp:inline>
             <wp:extent cx="5334000" cy="4357446"/>
             <wp:effectExtent b="0" l="0" r="0" t="0"/>
-            <wp:docPr descr="" title="" id="34" name="Picture"/>
+            <wp:docPr descr="" title="" id="37" name="Picture"/>
             <a:graphic>
               <a:graphicData uri="http://schemas.openxmlformats.org/drawingml/2006/picture">
                 <pic:pic>
                   <pic:nvPicPr>
-                    <pic:cNvPr descr="fig/gh_review.png" id="35" name="Picture"/>
+                    <pic:cNvPr descr="fig/gh_review.png" id="38" name="Picture"/>
                     <pic:cNvPicPr>
                       <a:picLocks noChangeArrowheads="1" noChangeAspect="1"/>
                     </pic:cNvPicPr>
                   </pic:nvPicPr>
                   <pic:blipFill>
-                    <a:blip r:embed="rId33"/>
+                    <a:blip r:embed="rId36"/>
                     <a:stretch>
                       <a:fillRect/>
                     </a:stretch>
@@ -848,8 +1218,8 @@
         <w:t xml:space="preserve">If there are no issues, the review can be marked with approve. If you have suggestions or require modifications, you can mark it as request changes. If you have questions, you can mark it as comment or request changes, whichever is most appropriate, and enter your questions in the box.</w:t>
       </w:r>
     </w:p>
-    <w:bookmarkEnd w:id="36"/>
-    <w:bookmarkStart w:id="37" w:name="Xb3f42ce86b63320bfc822cf50604d3a2b45ec7c"/>
+    <w:bookmarkEnd w:id="39"/>
+    <w:bookmarkStart w:id="40" w:name="Xb3f42ce86b63320bfc822cf50604d3a2b45ec7c"/>
     <w:p>
       <w:pPr>
         <w:pStyle w:val="Heading2"/>
@@ -878,7 +1248,7 @@
         <w:t xml:space="preserve">button that appears afterwards.</w:t>
       </w:r>
     </w:p>
-    <w:bookmarkEnd w:id="37"/>
+    <w:bookmarkEnd w:id="40"/>
     <w:sectPr>
       <w:footnotePr>
         <w:numRestart w:val="eachSect"/>
@@ -923,6 +1293,25 @@
         <w:t xml:space="preserve"> </w:t>
       </w:r>
       <w:r>
+        <w:t xml:space="preserve">Biostatistician, Swiss Cancer Institute, Bern</w:t>
+      </w:r>
+    </w:p>
+  </w:footnote>
+  <w:footnote w:id="24">
+    <w:p>
+      <w:pPr>
+        <w:pStyle w:val="FootnoteText"/>
+      </w:pPr>
+      <w:r>
+        <w:rPr>
+          <w:rStyle w:val="FootnoteReference"/>
+        </w:rPr>
+        <w:footnoteRef/>
+      </w:r>
+      <w:r>
+        <w:t xml:space="preserve"> </w:t>
+      </w:r>
+      <w:r>
         <w:t xml:space="preserve">Senior Statistician, Department of Clinical Research (DCR), University of Bern</w:t>
       </w:r>
     </w:p>
@@ -1288,6 +1677,9 @@
     <w:abstractNumId w:val="991"/>
   </w:num>
   <w:num w:numId="1002">
+    <w:abstractNumId w:val="991"/>
+  </w:num>
+  <w:num w:numId="1003">
     <w:abstractNumId w:val="99411"/>
     <w:lvlOverride w:ilvl="0">
       <w:startOverride w:val="1"/>
@@ -1317,7 +1709,7 @@
       <w:startOverride w:val="1"/>
     </w:lvlOverride>
   </w:num>
-  <w:num w:numId="1003">
+  <w:num w:numId="1004">
     <w:abstractNumId w:val="99414"/>
     <w:lvlOverride w:ilvl="0">
       <w:startOverride w:val="4"/>
